--- a/Revised Sprint 1 Deliverables/2. Revised Risk Register.docx
+++ b/Revised Sprint 1 Deliverables/2. Revised Risk Register.docx
@@ -1811,7 +1811,7 @@
               <w:t>One CUDA machine on the team.</w:t>
             </w:r>
             <w:r>
-              <w:t xml:space="preserve"> All model work depends on a single 6 GiB laptop GPU</w:t>
+              <w:t xml:space="preserve"> CUDA-dependent work relies on a single 6 GiB GPU; the FCOS3D camera run demonstrates a separate CPU path</w:t>
             </w:r>
           </w:p>
         </w:tc>
@@ -1859,7 +1859,7 @@
               <w:t>Contingency:</w:t>
             </w:r>
             <w:r>
-              <w:t xml:space="preserve"> Google Colab for bounded runs; Kaya if access is granted</w:t>
+              <w:t xml:space="preserve"> assess bounded CPU or Colab runs for the selected model; Kaya if access is granted</w:t>
             </w:r>
           </w:p>
         </w:tc>
@@ -1970,7 +1970,7 @@
               <w:rPr>
                 <w:b/>
               </w:rPr>
-              <w:t>No complete benchmark number exists.</w:t>
+              <w:t>No full-dataset or matched-modality benchmark exists.</w:t>
             </w:r>
           </w:p>
         </w:tc>
@@ -2009,10 +2009,10 @@
               <w:rPr>
                 <w:b/>
               </w:rPr>
-              <w:t>Changed 5 Sep.</w:t>
+              <w:t>Updated 6 Sep.</w:t>
             </w:r>
             <w:r>
-              <w:t xml:space="preserve"> A complete evaluation now exists: FCOS3D scored over all 80 TruckScenes </w:t>
+              <w:t xml:space="preserve"> FCOS3D's scored submission covers all 80 TruckScenes </w:t>
             </w:r>
             <w:r>
               <w:rPr>
@@ -2022,16 +2022,16 @@
               <w:t>mini_val</w:t>
             </w:r>
             <w:r>
-              <w:t xml:space="preserve"> samples, mAP 0.0000. It is a mini split with single-camera coverage, not a full-dataset benchmark, but it is a finished, scored run. GOOSE's PTv3 run remains at 1% of its split and stays diagnostics-only. </w:t>
+              <w:t xml:space="preserve"> tokens and reports mAP 0.0000 with single-camera coverage. Completion on its 17 empty entries needs log verification because the runner pre-fills them. GOOSE remains 10/961 frames and diagnostics-only. </w:t>
             </w:r>
             <w:r>
               <w:rPr>
                 <w:i/>
               </w:rPr>
-              <w:t>Contingency unchanged:</w:t>
+              <w:t>Contingency:</w:t>
             </w:r>
             <w:r>
-              <w:t xml:space="preserve"> if compute never arrives, report the measured cost of running and why larger runs could not complete</w:t>
+              <w:t xml:space="preserve"> report measured bounded work and explicit completion limits</w:t>
             </w:r>
           </w:p>
         </w:tc>
@@ -2061,10 +2061,10 @@
               <w:rPr>
                 <w:b/>
               </w:rPr>
-              <w:t>Pretrained checkpoints may not transfer to truck-mounted sensors at all.</w:t>
+              <w:t>Pretrained checkpoints may transfer poorly to truck-mounted sensors.</w:t>
             </w:r>
             <w:r>
-              <w:t xml:space="preserve"> A nuScenes-pretrained detector scored exactly zero on TruckScenes because of a ~0.6 m camera-height difference. Every remaining plan to run off-the-shelf checkpoints is exposed to the same failure</w:t>
+              <w:t xml:space="preserve"> FCOS3D's zero score is observed; camera height has not been isolated as its cause</w:t>
             </w:r>
           </w:p>
         </w:tc>
@@ -2106,7 +2106,7 @@
               <w:t>Mitigation:</w:t>
             </w:r>
             <w:r>
-              <w:t xml:space="preserve"> treat zero-shot transfer as a hypothesis to test rather than a baseline to assume; record camera and sensor geometry alongside every result. </w:t>
+              <w:t xml:space="preserve"> verify coordinate/calibration handling against known geometry and compare predictions with visible ground truth before diagnosing domain shift; record training data and sensor coverage. </w:t>
             </w:r>
             <w:r>
               <w:rPr>
@@ -2115,7 +2115,7 @@
               <w:t>Contingency:</w:t>
             </w:r>
             <w:r>
-              <w:t xml:space="preserve"> report the transfer gap as a finding in its own right — it is directly relevant to the client's question about how these sensors behave on trucks rather than cars</w:t>
+              <w:t xml:space="preserve"> report the observed score with unresolved causes, without generalising to all checkpoints or claiming range degradation</w:t>
             </w:r>
           </w:p>
         </w:tc>
@@ -2147,19 +2147,6 @@
               </w:rPr>
               <w:t>Assessment evidence sits in unmerged pull requests.</w:t>
             </w:r>
-            <w:r>
-              <w:t xml:space="preserve"> Two of the three datasets' strongest results — the TruckScenes survey, and the FCOS3D evaluation — are in open PRs. A reader checking </w:t>
-            </w:r>
-            <w:r>
-              <w:rPr>
-                <w:rFonts w:ascii="Consolas" w:hAnsi="Consolas"/>
-                <w:color w:val="B03060"/>
-              </w:rPr>
-              <w:t>main</w:t>
-            </w:r>
-            <w:r>
-              <w:t xml:space="preserve"> will not find them</w:t>
-            </w:r>
           </w:p>
         </w:tc>
         <w:tc>
@@ -2169,7 +2156,10 @@
           <w:p>
             <w:r/>
             <w:r>
-              <w:t>Med/Med</w:t>
+              <w:rPr>
+                <w:b/>
+              </w:rPr>
+              <w:t>Closed · 6 Sep</w:t>
             </w:r>
           </w:p>
         </w:tc>
@@ -2191,22 +2181,7 @@
           <w:p>
             <w:r/>
             <w:r>
-              <w:rPr>
-                <w:i/>
-              </w:rPr>
-              <w:t>Mitigation:</w:t>
-            </w:r>
-            <w:r>
-              <w:t xml:space="preserve"> provenance is marked throughout these documents, so nothing is claimed as merged that is not. </w:t>
-            </w:r>
-            <w:r>
-              <w:rPr>
-                <w:i/>
-              </w:rPr>
-              <w:t>Contingency:</w:t>
-            </w:r>
-            <w:r>
-              <w:t xml:space="preserve"> merge before submission, or submit the pull request links alongside</w:t>
+              <w:t>TruckScenes survey #21 and FCOS3D evaluation #27 are now merged. Check the submitted revision's links and current PR state before assessment</w:t>
             </w:r>
           </w:p>
         </w:tc>
@@ -2773,7 +2748,7 @@
         <w:t>R-28 and R-09 are the same underlying dependency.</w:t>
       </w:r>
       <w:r>
-        <w:t xml:space="preserve"> Client availability blocks approval, and the Kaya paperwork blocks compute, and compute blocks the benchmarking that the project exists to do. Work remains possible meanwhile: independent cold reads, baseline/checkpoint selection, TruckDrive survey/record integration and protocol review.</w:t>
+        <w:t xml:space="preserve"> Client availability blocks approval, and Kaya paperwork blocks the proposed HPC access. CPU camera inference and bounded local GOOSE inference have already worked. Work remains possible meanwhile: independent cold reads, baseline/checkpoint selection, TruckDrive survey/record integration and protocol review.</w:t>
       </w:r>
     </w:p>
     <w:p>
@@ -2781,10 +2756,19 @@
         <w:rPr>
           <w:b/>
         </w:rPr>
-        <w:t>R-31 has changed, and the change is the most significant of Sprint 2.</w:t>
+        <w:t>R-31 has changed.</w:t>
       </w:r>
       <w:r>
-        <w:t xml:space="preserve"> A complete model evaluation now exists — FCOS3D scored across all 80 TruckScenes </w:t>
+        <w:t xml:space="preserve"> FCOS3D's saved evaluator output reports </w:t>
+      </w:r>
+      <w:r>
+        <w:rPr>
+          <w:b/>
+        </w:rPr>
+        <w:t>mAP 0.0000</w:t>
+      </w:r>
+      <w:r>
+        <w:t xml:space="preserve"> for a submission containing all 80 TruckScenes </w:t>
       </w:r>
       <w:r>
         <w:rPr>
@@ -2794,16 +2778,7 @@
         <w:t>mini_val</w:t>
       </w:r>
       <w:r>
-        <w:t xml:space="preserve"> samples. The result is </w:t>
-      </w:r>
-      <w:r>
-        <w:rPr>
-          <w:b/>
-        </w:rPr>
-        <w:t>mAP 0.0000</w:t>
-      </w:r>
-      <w:r>
-        <w:t>, diagnosed as monocular depth misestimation caused by a camera-height domain gap: TruckScenes cameras sit at roughly 2.1 m against the ~1.5 m car-mounted cameras FCOS3D was trained on. Depth errors of 5–21 m scaling with range are the signature of that failure rather than a coordinate bug, which was ruled out by reusing the reference implementation's own transform code.</w:t>
+        <w:t xml:space="preserve"> tokens. It contains 959 boxes in 63 nonempty entries. The author's reported complete inference needs confirmation for the 17 empty entries, which the runner could also produce before processing them. Camera-height/domain shift remains a hypothesis: reference conversion code does not by itself validate its use with TruckScenes calibration. No range-banded evaluation or controlled test isolating camera height is recorded.</w:t>
       </w:r>
     </w:p>
     <w:p>
